--- a/public/cv.docx
+++ b/public/cv.docx
@@ -451,7 +451,7 @@
           <w:i w:val="0"/>
           <w:sz w:val="22"/>
         </w:rPr>
-        <w:t>Pushed back on adopting Cluster API for stamp provisioning on operational-complexity grounds; the team ultimately adopted Terramate-managed Terraform stacks instead.</w:t>
+        <w:t>Assessed Cluster API for stamp provisioning and recommended postponing adoption due to operational complexity; the team instead adopted Terramate-managed Terraform stacks as the lower-risk path for repeatable stamp automation.</w:t>
       </w:r>
     </w:p>
     <w:p>

--- a/public/cv.docx
+++ b/public/cv.docx
@@ -1309,7 +1309,7 @@
           <w:i w:val="0"/>
           <w:sz w:val="22"/>
         </w:rPr>
-        <w:t>Computer Science (Diplom programme, not completed)</w:t>
+        <w:t>Studied Computer Science</w:t>
       </w:r>
     </w:p>
     <w:sectPr>

--- a/public/cv.docx
+++ b/public/cv.docx
@@ -435,7 +435,7 @@
           <w:i w:val="0"/>
           <w:sz w:val="22"/>
         </w:rPr>
-        <w:t>Drove the infrastructure platform team's Deployment Unit design: a Crossplane XDeploymentUnit abstraction that lets product teams declare service components and Azure dependencies in one manifest, while the platform provisions Kubernetes workloads, Workload Identity, private networking, RBAC, runtime configuration, and Azure PaaS resources through GitOps release channels.</w:t>
+        <w:t>Drove the infrastructure platform team's Deployment Unit design: a Crossplane XDeploymentUnit abstraction, now being adopted by production teams, that lets product teams declare service components and Azure dependencies in one manifest while the platform provisions Kubernetes workloads, Workload Identity, private networking, RBAC, runtime configuration, and Azure PaaS resources through GitOps release channels.</w:t>
       </w:r>
     </w:p>
     <w:p>

--- a/public/cv.docx
+++ b/public/cv.docx
@@ -41,7 +41,7 @@
           <w:i w:val="0"/>
           <w:sz w:val="22"/>
         </w:rPr>
-        <w:t>https://linkedin.com/in/nico-engelen  |  https://github.com/nick-o</w:t>
+        <w:t>https://engelen.io  |  https://linkedin.com/in/nico-engelen  |  https://github.com/nick-o</w:t>
       </w:r>
     </w:p>
     <w:p>

--- a/public/cv.docx
+++ b/public/cv.docx
@@ -34,6 +34,15 @@
       <w:pPr>
         <w:spacing w:before="0" w:after="80" w:line="276" w:lineRule="auto"/>
       </w:pPr>
+      <w:hyperlink r:id="rId9">
+        <w:r>
+          <w:rPr>
+            <w:rFonts w:ascii="Calibri" w:hAnsi="Calibri" w:cs="Calibri"/>
+            <w:sz w:val="22"/>
+          </w:rPr>
+          <w:t xml:space="preserve">https://engelen.io</w:t>
+        </w:r>
+      </w:hyperlink>
       <w:r>
         <w:rPr>
           <w:rFonts w:ascii="Calibri" w:hAnsi="Calibri"/>
@@ -41,8 +50,35 @@
           <w:i w:val="0"/>
           <w:sz w:val="22"/>
         </w:rPr>
-        <w:t>https://engelen.io  |  https://linkedin.com/in/nico-engelen  |  https://github.com/nick-o</w:t>
+        <w:t xml:space="preserve">  |  </w:t>
       </w:r>
+      <w:hyperlink r:id="rId10">
+        <w:r>
+          <w:rPr>
+            <w:rFonts w:ascii="Calibri" w:hAnsi="Calibri" w:cs="Calibri"/>
+            <w:sz w:val="22"/>
+          </w:rPr>
+          <w:t xml:space="preserve">https://linkedin.com/in/nico-engelen</w:t>
+        </w:r>
+      </w:hyperlink>
+      <w:r>
+        <w:rPr>
+          <w:rFonts w:ascii="Calibri" w:hAnsi="Calibri"/>
+          <w:b w:val="0"/>
+          <w:i w:val="0"/>
+          <w:sz w:val="22"/>
+        </w:rPr>
+        <w:t xml:space="preserve">  |  </w:t>
+      </w:r>
+      <w:hyperlink r:id="rId11">
+        <w:r>
+          <w:rPr>
+            <w:rFonts w:ascii="Calibri" w:hAnsi="Calibri" w:cs="Calibri"/>
+            <w:sz w:val="22"/>
+          </w:rPr>
+          <w:t xml:space="preserve">https://github.com/nick-o</w:t>
+        </w:r>
+      </w:hyperlink>
     </w:p>
     <w:p>
       <w:pPr>

--- a/public/cv.docx
+++ b/public/cv.docx
@@ -27,14 +27,41 @@
           <w:i w:val="0"/>
           <w:sz w:val="22"/>
         </w:rPr>
-        <w:t>Berlin, Germany  |  nico@engelen.io  |  +49 176 5798 0299</w:t>
+        <w:t xml:space="preserve">Berlin, Germany  |  </w:t>
       </w:r>
+      <w:hyperlink r:id="rId9">
+        <w:r>
+          <w:rPr>
+            <w:rFonts w:ascii="Calibri" w:hAnsi="Calibri" w:cs="Calibri"/>
+            <w:sz w:val="22"/>
+          </w:rPr>
+          <w:t xml:space="preserve">nico@engelen.io</w:t>
+        </w:r>
+      </w:hyperlink>
+      <w:r>
+        <w:rPr>
+          <w:rFonts w:ascii="Calibri" w:hAnsi="Calibri"/>
+          <w:b w:val="0"/>
+          <w:i w:val="0"/>
+          <w:sz w:val="22"/>
+        </w:rPr>
+        <w:t xml:space="preserve">  |  </w:t>
+      </w:r>
+      <w:hyperlink r:id="rId10">
+        <w:r>
+          <w:rPr>
+            <w:rFonts w:ascii="Calibri" w:hAnsi="Calibri" w:cs="Calibri"/>
+            <w:sz w:val="22"/>
+          </w:rPr>
+          <w:t xml:space="preserve">+49 176 5798 0299</w:t>
+        </w:r>
+      </w:hyperlink>
     </w:p>
     <w:p>
       <w:pPr>
         <w:spacing w:before="0" w:after="80" w:line="276" w:lineRule="auto"/>
       </w:pPr>
-      <w:hyperlink r:id="rId9">
+      <w:hyperlink r:id="rId11">
         <w:r>
           <w:rPr>
             <w:rFonts w:ascii="Calibri" w:hAnsi="Calibri" w:cs="Calibri"/>
@@ -52,7 +79,7 @@
         </w:rPr>
         <w:t xml:space="preserve">  |  </w:t>
       </w:r>
-      <w:hyperlink r:id="rId10">
+      <w:hyperlink r:id="rId12">
         <w:r>
           <w:rPr>
             <w:rFonts w:ascii="Calibri" w:hAnsi="Calibri" w:cs="Calibri"/>
@@ -70,7 +97,7 @@
         </w:rPr>
         <w:t xml:space="preserve">  |  </w:t>
       </w:r>
-      <w:hyperlink r:id="rId11">
+      <w:hyperlink r:id="rId13">
         <w:r>
           <w:rPr>
             <w:rFonts w:ascii="Calibri" w:hAnsi="Calibri" w:cs="Calibri"/>
